--- a/Reportes Lecturas/Reporte 5 - Black Mirror “Be right back”.docx
+++ b/Reportes Lecturas/Reporte 5 - Black Mirror “Be right back”.docx
@@ -28,6 +28,20 @@
           <w:lang w:val="en-US"/>
         </w:rPr>
         <w:t xml:space="preserve"> 5 – Black Mirror “Be right back”</w:t>
+      </w:r>
+    </w:p>
+    <w:p>
+      <w:pPr>
+        <w:jc w:val="center"/>
+        <w:rPr>
+          <w:lang w:val="en-US"/>
+        </w:rPr>
+      </w:pPr>
+      <w:r>
+        <w:rPr>
+          <w:lang w:val="en-US"/>
+        </w:rPr>
+        <w:t>Sebastián Aguilar Benavides</w:t>
       </w:r>
     </w:p>
     <w:p>
